--- a/demo/后端/samples/副文档-产品介绍.docx
+++ b/demo/后端/samples/副文档-产品介绍.docx
@@ -7,7 +7,7 @@
         <w:pStyle w:val="Heading1"/>
       </w:pPr>
       <w:r>
-        <w:t>产品介绍</w:t>
+        <w:t>检测范围</w:t>
       </w:r>
     </w:p>
     <w:p>
@@ -20,17 +20,17 @@
         <w:pStyle w:val="Heading2"/>
       </w:pPr>
       <w:r>
-        <w:t>核心能力</w:t>
+        <w:t>检测对象</w:t>
       </w:r>
     </w:p>
     <w:p>
       <w:r>
-        <w:t>平台以任务为中心组织模型、工具与知识库，支持可视化编排、运行追踪和结果沉淀。</w:t>
+        <w:t>检测范围包括配电柜、控制柜、循环风机和空调机组。现场检测以运行状态下的参数记录为主，必要时补充停机检查。</w:t>
       </w:r>
     </w:p>
     <w:p>
       <w:r>
-        <w:t>下图展示产品标识：</w:t>
+        <w:t>下图为本项目标识：</w:t>
       </w:r>
     </w:p>
     <w:p>
@@ -95,7 +95,7 @@
                 <w:color w:val="FFFFFF"/>
                 <w:sz w:val="18"/>
               </w:rPr>
-              <w:t>能力模块</w:t>
+              <w:t>检测对象</w:t>
             </w:r>
           </w:p>
         </w:tc>
@@ -112,7 +112,7 @@
                 <w:color w:val="FFFFFF"/>
                 <w:sz w:val="18"/>
               </w:rPr>
-              <w:t>说明</w:t>
+              <w:t>检测内容</w:t>
             </w:r>
           </w:p>
         </w:tc>
@@ -129,7 +129,7 @@
                 <w:color w:val="FFFFFF"/>
                 <w:sz w:val="18"/>
               </w:rPr>
-              <w:t>交付状态</w:t>
+              <w:t>状态</w:t>
             </w:r>
           </w:p>
         </w:tc>
@@ -146,7 +146,7 @@
                 <w:b w:val="0"/>
                 <w:sz w:val="18"/>
               </w:rPr>
-              <w:t>任务编排</w:t>
+              <w:t>配电柜</w:t>
             </w:r>
           </w:p>
         </w:tc>
@@ -161,7 +161,7 @@
                 <w:b w:val="0"/>
                 <w:sz w:val="18"/>
               </w:rPr>
-              <w:t>拖拽式流程设计，支持条件分支与并行执行</w:t>
+              <w:t>电压、电流、温升与绝缘状态</w:t>
             </w:r>
           </w:p>
         </w:tc>
@@ -176,7 +176,7 @@
                 <w:b w:val="0"/>
                 <w:sz w:val="18"/>
               </w:rPr>
-              <w:t>已交付</w:t>
+              <w:t>待检测</w:t>
             </w:r>
           </w:p>
         </w:tc>
@@ -193,7 +193,7 @@
                 <w:b w:val="0"/>
                 <w:sz w:val="18"/>
               </w:rPr>
-              <w:t>工具市场</w:t>
+              <w:t>控制柜</w:t>
             </w:r>
           </w:p>
         </w:tc>
@@ -208,7 +208,7 @@
                 <w:b w:val="0"/>
                 <w:sz w:val="18"/>
               </w:rPr>
-              <w:t>内置文档、检索、代码执行等工具</w:t>
+              <w:t>控制回路、指示和保护功能</w:t>
             </w:r>
           </w:p>
         </w:tc>
@@ -223,7 +223,7 @@
                 <w:b w:val="0"/>
                 <w:sz w:val="18"/>
               </w:rPr>
-              <w:t>已交付</w:t>
+              <w:t>待检测</w:t>
             </w:r>
           </w:p>
         </w:tc>
@@ -240,7 +240,7 @@
                 <w:b w:val="0"/>
                 <w:sz w:val="18"/>
               </w:rPr>
-              <w:t>运行观测</w:t>
+              <w:t>空调机组</w:t>
             </w:r>
           </w:p>
         </w:tc>
@@ -255,7 +255,7 @@
                 <w:b w:val="0"/>
                 <w:sz w:val="18"/>
               </w:rPr>
-              <w:t>调用链、Token 与耗时统计</w:t>
+              <w:t>送风量、回风温度和运行噪声</w:t>
             </w:r>
           </w:p>
         </w:tc>
@@ -270,7 +270,7 @@
                 <w:b w:val="0"/>
                 <w:sz w:val="18"/>
               </w:rPr>
-              <w:t>灰度中</w:t>
+              <w:t>待检测</w:t>
             </w:r>
           </w:p>
         </w:tc>
@@ -282,7 +282,7 @@
         <w:pStyle w:val="Heading2"/>
       </w:pPr>
       <w:r>
-        <w:t>适用场景</w:t>
+        <w:t>检测要求</w:t>
       </w:r>
     </w:p>
     <w:p>
@@ -290,7 +290,7 @@
         <w:pStyle w:val="ListBullet"/>
       </w:pPr>
       <w:r>
-        <w:t>研发团队的知识检索与文档问答。</w:t>
+        <w:t>记录设备铭牌、额定参数和现场编号。</w:t>
       </w:r>
     </w:p>
     <w:p>
@@ -298,7 +298,7 @@
         <w:pStyle w:val="ListBullet"/>
       </w:pPr>
       <w:r>
-        <w:t>跨系统数据整理与定期报告生成。</w:t>
+        <w:t>测量电压、电流、温度、风量等运行参数。</w:t>
       </w:r>
     </w:p>
     <w:p>
@@ -306,7 +306,7 @@
         <w:pStyle w:val="ListBullet"/>
       </w:pPr>
       <w:r>
-        <w:t>面向业务人员的低代码智能助手搭建。</w:t>
+        <w:t>异常项需附照片、处理建议和复测结果。</w:t>
       </w:r>
     </w:p>
     <w:p>
@@ -759,7 +759,7 @@
       <w:rFonts w:asciiTheme="majorHAnsi" w:eastAsiaTheme="majorEastAsia" w:hAnsiTheme="majorHAnsi" w:cstheme="majorBidi" w:ascii="微软雅黑" w:hAnsi="微软雅黑" w:eastAsia="微软雅黑"/>
       <w:b/>
       <w:bCs/>
-      <w:color w:val="1C46AD"/>
+      <w:color w:val="17466F"/>
       <w:sz w:val="28"/>
       <w:szCs w:val="28"/>
     </w:rPr>
@@ -783,7 +783,7 @@
       <w:rFonts w:asciiTheme="majorHAnsi" w:eastAsiaTheme="majorEastAsia" w:hAnsiTheme="majorHAnsi" w:cstheme="majorBidi" w:ascii="微软雅黑" w:hAnsi="微软雅黑" w:eastAsia="微软雅黑"/>
       <w:b/>
       <w:bCs/>
-      <w:color w:val="1C46AD"/>
+      <w:color w:val="17466F"/>
       <w:sz w:val="26"/>
       <w:szCs w:val="26"/>
     </w:rPr>
@@ -807,7 +807,7 @@
       <w:rFonts w:asciiTheme="majorHAnsi" w:eastAsiaTheme="majorEastAsia" w:hAnsiTheme="majorHAnsi" w:cstheme="majorBidi" w:ascii="微软雅黑" w:hAnsi="微软雅黑" w:eastAsia="微软雅黑"/>
       <w:b/>
       <w:bCs/>
-      <w:color w:val="1C46AD"/>
+      <w:color w:val="17466F"/>
     </w:rPr>
   </w:style>
   <w:style w:type="paragraph" w:styleId="Heading4">
@@ -1046,7 +1046,7 @@
     </w:pPr>
     <w:rPr>
       <w:rFonts w:asciiTheme="majorHAnsi" w:eastAsiaTheme="majorEastAsia" w:hAnsiTheme="majorHAnsi" w:cstheme="majorBidi" w:ascii="微软雅黑" w:hAnsi="微软雅黑" w:eastAsia="微软雅黑"/>
-      <w:color w:val="2457D8"/>
+      <w:color w:val="1F5B99"/>
       <w:spacing w:val="5"/>
       <w:kern w:val="28"/>
       <w:sz w:val="52"/>
